--- a/docs/CAPEX Flow SOP.docx
+++ b/docs/CAPEX Flow SOP.docx
@@ -1416,7 +1416,7 @@
         <w:t xml:space="preserve"> </w:t>
       </w:r>
       <w:r>
-        <w:t xml:space="preserve">— opens the 6-step wizard with a blank form.</w:t>
+        <w:t xml:space="preserve">— opens the 7-step wizard with a blank form.</w:t>
       </w:r>
       <w:r>
         <w:t xml:space="preserve"> </w:t>
@@ -1475,13 +1475,22 @@
         <w:t xml:space="preserve">Submit</w:t>
       </w:r>
       <w:r>
-        <w:t xml:space="preserve">, so opening New Request and leaving creates nothing. (The</w:t>
-      </w:r>
-      <w:r>
-        <w:t xml:space="preserve"> </w:t>
-      </w:r>
-      <w:r>
-        <w:t xml:space="preserve">request number is assigned when the draft is first saved.)</w:t>
+        <w:t xml:space="preserve"> </w:t>
+      </w:r>
+      <w:r>
+        <w:t xml:space="preserve">(or attach a file — see step 6), so opening New Request and</w:t>
+      </w:r>
+      <w:r>
+        <w:t xml:space="preserve"> </w:t>
+      </w:r>
+      <w:r>
+        <w:t xml:space="preserve">leaving creates nothing. (The request number is assigned when the draft is</w:t>
+      </w:r>
+      <w:r>
+        <w:t xml:space="preserve"> </w:t>
+      </w:r>
+      <w:r>
+        <w:t xml:space="preserve">first saved.)</w:t>
       </w:r>
     </w:p>
     <w:p>
@@ -1665,13 +1674,66 @@
           <w:b/>
           <w:bCs/>
         </w:rPr>
+        <w:t xml:space="preserve">Attachments</w:t>
+      </w:r>
+      <w:r>
+        <w:t xml:space="preserve"> </w:t>
+      </w:r>
+      <w:r>
+        <w:t xml:space="preserve">— upload supporting documents (quotes, evaluations, etc.)</w:t>
+      </w:r>
+      <w:r>
+        <w:t xml:space="preserve"> </w:t>
+      </w:r>
+      <w:r>
+        <w:t xml:space="preserve">and remove them. Any file type is accepted. On a brand-new request the</w:t>
+      </w:r>
+      <w:r>
+        <w:t xml:space="preserve"> </w:t>
+      </w:r>
+      <w:r>
+        <w:rPr>
+          <w:b/>
+          <w:bCs/>
+        </w:rPr>
+        <w:t xml:space="preserve">first upload saves the draft first</w:t>
+      </w:r>
+      <w:r>
+        <w:t xml:space="preserve">, then attaches the file.</w:t>
+      </w:r>
+      <w:r>
+        <w:t xml:space="preserve"> </w:t>
+      </w:r>
+      <w:r>
+        <w:t xml:space="preserve">Attachments can also be managed later from the request’s detail page while</w:t>
+      </w:r>
+      <w:r>
+        <w:t xml:space="preserve"> </w:t>
+      </w:r>
+      <w:r>
+        <w:t xml:space="preserve">it is a draft or rejected.</w:t>
+      </w:r>
+    </w:p>
+    <w:p>
+      <w:pPr>
+        <w:pStyle w:val="Compact"/>
+        <w:numPr>
+          <w:ilvl w:val="1"/>
+          <w:numId w:val="1005"/>
+        </w:numPr>
+      </w:pPr>
+      <w:r>
+        <w:rPr>
+          <w:b/>
+          <w:bCs/>
+        </w:rPr>
         <w:t xml:space="preserve">Review</w:t>
       </w:r>
       <w:r>
         <w:t xml:space="preserve"> </w:t>
       </w:r>
       <w:r>
-        <w:t xml:space="preserve">— check everything, then</w:t>
+        <w:t xml:space="preserve">— check everything (including the attachment count), then</w:t>
       </w:r>
       <w:r>
         <w:t xml:space="preserve"> </w:t>
@@ -17540,13 +17602,239 @@
       </w:tcPr>
     </w:tblStylePr>
   </w:style>
-  <w:style w:type="paragraph" w:customStyle="1" w:styleId="SourceCode">
+  <w:style w:customStyle="1" w:styleId="SourceCode" w:type="paragraph">
     <w:name w:val="Source Code"/>
     <w:basedOn w:val="Normal"/>
     <w:link w:val="VerbatimChar"/>
     <w:pPr>
       <w:wordWrap w:val="off"/>
     </w:pPr>
+  </w:style>
+  <w:style w:customStyle="1" w:styleId="KeywordTok" w:type="character">
+    <w:name w:val="KeywordTok"/>
+    <w:basedOn w:val="VerbatimChar"/>
+    <w:rPr>
+      <w:b/>
+      <w:color w:val="007020"/>
+    </w:rPr>
+  </w:style>
+  <w:style w:customStyle="1" w:styleId="DataTypeTok" w:type="character">
+    <w:name w:val="DataTypeTok"/>
+    <w:basedOn w:val="VerbatimChar"/>
+    <w:rPr>
+      <w:color w:val="902000"/>
+    </w:rPr>
+  </w:style>
+  <w:style w:customStyle="1" w:styleId="DecValTok" w:type="character">
+    <w:name w:val="DecValTok"/>
+    <w:basedOn w:val="VerbatimChar"/>
+    <w:rPr>
+      <w:color w:val="40a070"/>
+    </w:rPr>
+  </w:style>
+  <w:style w:customStyle="1" w:styleId="BaseNTok" w:type="character">
+    <w:name w:val="BaseNTok"/>
+    <w:basedOn w:val="VerbatimChar"/>
+    <w:rPr>
+      <w:color w:val="40a070"/>
+    </w:rPr>
+  </w:style>
+  <w:style w:customStyle="1" w:styleId="FloatTok" w:type="character">
+    <w:name w:val="FloatTok"/>
+    <w:basedOn w:val="VerbatimChar"/>
+    <w:rPr>
+      <w:color w:val="40a070"/>
+    </w:rPr>
+  </w:style>
+  <w:style w:customStyle="1" w:styleId="ConstantTok" w:type="character">
+    <w:name w:val="ConstantTok"/>
+    <w:basedOn w:val="VerbatimChar"/>
+    <w:rPr>
+      <w:color w:val="880000"/>
+    </w:rPr>
+  </w:style>
+  <w:style w:customStyle="1" w:styleId="CharTok" w:type="character">
+    <w:name w:val="CharTok"/>
+    <w:basedOn w:val="VerbatimChar"/>
+    <w:rPr>
+      <w:color w:val="4070a0"/>
+    </w:rPr>
+  </w:style>
+  <w:style w:customStyle="1" w:styleId="SpecialCharTok" w:type="character">
+    <w:name w:val="SpecialCharTok"/>
+    <w:basedOn w:val="VerbatimChar"/>
+    <w:rPr>
+      <w:color w:val="4070a0"/>
+    </w:rPr>
+  </w:style>
+  <w:style w:customStyle="1" w:styleId="StringTok" w:type="character">
+    <w:name w:val="StringTok"/>
+    <w:basedOn w:val="VerbatimChar"/>
+    <w:rPr>
+      <w:color w:val="4070a0"/>
+    </w:rPr>
+  </w:style>
+  <w:style w:customStyle="1" w:styleId="VerbatimStringTok" w:type="character">
+    <w:name w:val="VerbatimStringTok"/>
+    <w:basedOn w:val="VerbatimChar"/>
+    <w:rPr>
+      <w:color w:val="4070a0"/>
+    </w:rPr>
+  </w:style>
+  <w:style w:customStyle="1" w:styleId="SpecialStringTok" w:type="character">
+    <w:name w:val="SpecialStringTok"/>
+    <w:basedOn w:val="VerbatimChar"/>
+    <w:rPr>
+      <w:color w:val="bb6688"/>
+    </w:rPr>
+  </w:style>
+  <w:style w:customStyle="1" w:styleId="ImportTok" w:type="character">
+    <w:name w:val="ImportTok"/>
+    <w:basedOn w:val="VerbatimChar"/>
+    <w:rPr>
+      <w:b/>
+      <w:color w:val="008000"/>
+    </w:rPr>
+  </w:style>
+  <w:style w:customStyle="1" w:styleId="CommentTok" w:type="character">
+    <w:name w:val="CommentTok"/>
+    <w:basedOn w:val="VerbatimChar"/>
+    <w:rPr>
+      <w:i/>
+      <w:color w:val="60a0b0"/>
+    </w:rPr>
+  </w:style>
+  <w:style w:customStyle="1" w:styleId="DocumentationTok" w:type="character">
+    <w:name w:val="DocumentationTok"/>
+    <w:basedOn w:val="VerbatimChar"/>
+    <w:rPr>
+      <w:i/>
+      <w:color w:val="ba2121"/>
+    </w:rPr>
+  </w:style>
+  <w:style w:customStyle="1" w:styleId="AnnotationTok" w:type="character">
+    <w:name w:val="AnnotationTok"/>
+    <w:basedOn w:val="VerbatimChar"/>
+    <w:rPr>
+      <w:b/>
+      <w:i/>
+      <w:color w:val="60a0b0"/>
+    </w:rPr>
+  </w:style>
+  <w:style w:customStyle="1" w:styleId="CommentVarTok" w:type="character">
+    <w:name w:val="CommentVarTok"/>
+    <w:basedOn w:val="VerbatimChar"/>
+    <w:rPr>
+      <w:b/>
+      <w:i/>
+      <w:color w:val="60a0b0"/>
+    </w:rPr>
+  </w:style>
+  <w:style w:customStyle="1" w:styleId="OtherTok" w:type="character">
+    <w:name w:val="OtherTok"/>
+    <w:basedOn w:val="VerbatimChar"/>
+    <w:rPr>
+      <w:color w:val="007020"/>
+    </w:rPr>
+  </w:style>
+  <w:style w:customStyle="1" w:styleId="FunctionTok" w:type="character">
+    <w:name w:val="FunctionTok"/>
+    <w:basedOn w:val="VerbatimChar"/>
+    <w:rPr>
+      <w:color w:val="06287e"/>
+    </w:rPr>
+  </w:style>
+  <w:style w:customStyle="1" w:styleId="VariableTok" w:type="character">
+    <w:name w:val="VariableTok"/>
+    <w:basedOn w:val="VerbatimChar"/>
+    <w:rPr>
+      <w:color w:val="19177c"/>
+    </w:rPr>
+  </w:style>
+  <w:style w:customStyle="1" w:styleId="ControlFlowTok" w:type="character">
+    <w:name w:val="ControlFlowTok"/>
+    <w:basedOn w:val="VerbatimChar"/>
+    <w:rPr>
+      <w:b/>
+      <w:color w:val="007020"/>
+    </w:rPr>
+  </w:style>
+  <w:style w:customStyle="1" w:styleId="OperatorTok" w:type="character">
+    <w:name w:val="OperatorTok"/>
+    <w:basedOn w:val="VerbatimChar"/>
+    <w:rPr>
+      <w:color w:val="666666"/>
+    </w:rPr>
+  </w:style>
+  <w:style w:customStyle="1" w:styleId="BuiltInTok" w:type="character">
+    <w:name w:val="BuiltInTok"/>
+    <w:basedOn w:val="VerbatimChar"/>
+    <w:rPr>
+      <w:color w:val="008000"/>
+    </w:rPr>
+  </w:style>
+  <w:style w:customStyle="1" w:styleId="ExtensionTok" w:type="character">
+    <w:name w:val="ExtensionTok"/>
+    <w:basedOn w:val="VerbatimChar"/>
+    <w:rPr/>
+  </w:style>
+  <w:style w:customStyle="1" w:styleId="PreprocessorTok" w:type="character">
+    <w:name w:val="PreprocessorTok"/>
+    <w:basedOn w:val="VerbatimChar"/>
+    <w:rPr>
+      <w:color w:val="bc7a00"/>
+    </w:rPr>
+  </w:style>
+  <w:style w:customStyle="1" w:styleId="AttributeTok" w:type="character">
+    <w:name w:val="AttributeTok"/>
+    <w:basedOn w:val="VerbatimChar"/>
+    <w:rPr>
+      <w:color w:val="7d9029"/>
+    </w:rPr>
+  </w:style>
+  <w:style w:customStyle="1" w:styleId="RegionMarkerTok" w:type="character">
+    <w:name w:val="RegionMarkerTok"/>
+    <w:basedOn w:val="VerbatimChar"/>
+    <w:rPr/>
+  </w:style>
+  <w:style w:customStyle="1" w:styleId="InformationTok" w:type="character">
+    <w:name w:val="InformationTok"/>
+    <w:basedOn w:val="VerbatimChar"/>
+    <w:rPr>
+      <w:b/>
+      <w:i/>
+      <w:color w:val="60a0b0"/>
+    </w:rPr>
+  </w:style>
+  <w:style w:customStyle="1" w:styleId="WarningTok" w:type="character">
+    <w:name w:val="WarningTok"/>
+    <w:basedOn w:val="VerbatimChar"/>
+    <w:rPr>
+      <w:b/>
+      <w:i/>
+      <w:color w:val="60a0b0"/>
+    </w:rPr>
+  </w:style>
+  <w:style w:customStyle="1" w:styleId="AlertTok" w:type="character">
+    <w:name w:val="AlertTok"/>
+    <w:basedOn w:val="VerbatimChar"/>
+    <w:rPr>
+      <w:b/>
+      <w:color w:val="ff0000"/>
+    </w:rPr>
+  </w:style>
+  <w:style w:customStyle="1" w:styleId="ErrorTok" w:type="character">
+    <w:name w:val="ErrorTok"/>
+    <w:basedOn w:val="VerbatimChar"/>
+    <w:rPr>
+      <w:b/>
+      <w:color w:val="ff0000"/>
+    </w:rPr>
+  </w:style>
+  <w:style w:customStyle="1" w:styleId="NormalTok" w:type="character">
+    <w:name w:val="NormalTok"/>
+    <w:basedOn w:val="VerbatimChar"/>
+    <w:rPr/>
   </w:style>
   <w:style w:type="character" w:customStyle="1" w:styleId="KeywordTok">
     <w:name w:val="KeywordTok"/>

--- a/docs/CAPEX Flow SOP.docx
+++ b/docs/CAPEX Flow SOP.docx
@@ -74,7 +74,7 @@
         <w:t xml:space="preserve"> </w:t>
       </w:r>
       <w:r>
-        <w:t xml:space="preserve">2026-07-13</w:t>
+        <w:t xml:space="preserve">2026-07-14</w:t>
       </w:r>
     </w:p>
     <w:p>
@@ -360,7 +360,7 @@
               <w:pStyle w:val="Compact"/>
             </w:pPr>
             <w:r>
-              <w:t xml:space="preserve">After a request is fully approved, complete the finance cost breakdown. Can also view all requests.</w:t>
+              <w:t xml:space="preserve">After a request is fully approved, complete the finance cost breakdown and asset details — editable and re-saveable anytime while the request is APPROVED. Can also attach/remove files on approved requests and view all requests.</w:t>
             </w:r>
           </w:p>
         </w:tc>
@@ -1680,13 +1680,7 @@
         <w:t xml:space="preserve"> </w:t>
       </w:r>
       <w:r>
-        <w:t xml:space="preserve">— upload supporting documents (quotes, evaluations, etc.)</w:t>
-      </w:r>
-      <w:r>
-        <w:t xml:space="preserve"> </w:t>
-      </w:r>
-      <w:r>
-        <w:t xml:space="preserve">and remove them. Any file type is accepted. On a brand-new request the</w:t>
+        <w:t xml:space="preserve">— click</w:t>
       </w:r>
       <w:r>
         <w:t xml:space="preserve"> </w:t>
@@ -1696,6 +1690,34 @@
           <w:b/>
           <w:bCs/>
         </w:rPr>
+        <w:t xml:space="preserve">Attach file</w:t>
+      </w:r>
+      <w:r>
+        <w:t xml:space="preserve"> </w:t>
+      </w:r>
+      <w:r>
+        <w:t xml:space="preserve">to pick a document from your</w:t>
+      </w:r>
+      <w:r>
+        <w:t xml:space="preserve"> </w:t>
+      </w:r>
+      <w:r>
+        <w:t xml:space="preserve">computer (quotes, evaluations, etc.); the upload starts as soon as you</w:t>
+      </w:r>
+      <w:r>
+        <w:t xml:space="preserve"> </w:t>
+      </w:r>
+      <w:r>
+        <w:t xml:space="preserve">choose the file. Any file type is accepted. On a brand-new request the</w:t>
+      </w:r>
+      <w:r>
+        <w:t xml:space="preserve"> </w:t>
+      </w:r>
+      <w:r>
+        <w:rPr>
+          <w:b/>
+          <w:bCs/>
+        </w:rPr>
         <w:t xml:space="preserve">first upload saves the draft first</w:t>
       </w:r>
       <w:r>
@@ -1705,13 +1727,29 @@
         <w:t xml:space="preserve"> </w:t>
       </w:r>
       <w:r>
-        <w:t xml:space="preserve">Attachments can also be managed later from the request’s detail page while</w:t>
-      </w:r>
-      <w:r>
-        <w:t xml:space="preserve"> </w:t>
-      </w:r>
-      <w:r>
-        <w:t xml:space="preserve">it is a draft or rejected.</w:t>
+        <w:t xml:space="preserve">Attachments can also be managed later from the request’s detail page —</w:t>
+      </w:r>
+      <w:r>
+        <w:t xml:space="preserve"> </w:t>
+      </w:r>
+      <w:r>
+        <w:t xml:space="preserve">by the requestor while it is a draft or rejected, and by</w:t>
+      </w:r>
+      <w:r>
+        <w:t xml:space="preserve"> </w:t>
+      </w:r>
+      <w:r>
+        <w:rPr>
+          <w:b/>
+          <w:bCs/>
+        </w:rPr>
+        <w:t xml:space="preserve">Finance</w:t>
+      </w:r>
+      <w:r>
+        <w:t xml:space="preserve"> </w:t>
+      </w:r>
+      <w:r>
+        <w:t xml:space="preserve">once it is approved.</w:t>
       </w:r>
     </w:p>
     <w:p>
@@ -1866,39 +1904,47 @@
         </w:numPr>
       </w:pPr>
       <w:r>
+        <w:t xml:space="preserve">Review the request. The detail page shows the summary, equipment lines, and</w:t>
+      </w:r>
+      <w:r>
+        <w:t xml:space="preserve"> </w:t>
+      </w:r>
+      <w:r>
+        <w:t xml:space="preserve">approval history; expand</w:t>
+      </w:r>
+      <w:r>
+        <w:t xml:space="preserve"> </w:t>
+      </w:r>
+      <w:r>
         <w:rPr>
           <w:b/>
           <w:bCs/>
         </w:rPr>
-        <w:t xml:space="preserve">Approve</w:t>
-      </w:r>
-      <w:r>
-        <w:t xml:space="preserve"> </w:t>
-      </w:r>
-      <w:r>
-        <w:t xml:space="preserve">— optional comment. The request advances to the next required</w:t>
-      </w:r>
-      <w:r>
-        <w:t xml:space="preserve"> </w:t>
-      </w:r>
-      <w:r>
-        <w:t xml:space="preserve">level, or becomes</w:t>
-      </w:r>
-      <w:r>
-        <w:t xml:space="preserve"> </w:t>
-      </w:r>
-      <w:r>
-        <w:rPr>
-          <w:b/>
-          <w:bCs/>
-        </w:rPr>
-        <w:t xml:space="preserve">APPROVED</w:t>
-      </w:r>
-      <w:r>
-        <w:t xml:space="preserve"> </w:t>
-      </w:r>
-      <w:r>
-        <w:t xml:space="preserve">if this was the last required level.</w:t>
+        <w:t xml:space="preserve">Full request details</w:t>
+      </w:r>
+      <w:r>
+        <w:t xml:space="preserve"> </w:t>
+      </w:r>
+      <w:r>
+        <w:t xml:space="preserve">(collapsed by default,</w:t>
+      </w:r>
+      <w:r>
+        <w:t xml:space="preserve"> </w:t>
+      </w:r>
+      <w:r>
+        <w:t xml:space="preserve">just below the summary) to see everything captured in the wizard — the</w:t>
+      </w:r>
+      <w:r>
+        <w:t xml:space="preserve"> </w:t>
+      </w:r>
+      <w:r>
+        <w:t xml:space="preserve">basic-info flags, justification, effect on operations, and the economic</w:t>
+      </w:r>
+      <w:r>
+        <w:t xml:space="preserve"> </w:t>
+      </w:r>
+      <w:r>
+        <w:t xml:space="preserve">analysis — before deciding.</w:t>
       </w:r>
     </w:p>
     <w:p>
@@ -1914,6 +1960,50 @@
           <w:b/>
           <w:bCs/>
         </w:rPr>
+        <w:t xml:space="preserve">Approve</w:t>
+      </w:r>
+      <w:r>
+        <w:t xml:space="preserve"> </w:t>
+      </w:r>
+      <w:r>
+        <w:t xml:space="preserve">— optional comment. The request advances to the next required</w:t>
+      </w:r>
+      <w:r>
+        <w:t xml:space="preserve"> </w:t>
+      </w:r>
+      <w:r>
+        <w:t xml:space="preserve">level, or becomes</w:t>
+      </w:r>
+      <w:r>
+        <w:t xml:space="preserve"> </w:t>
+      </w:r>
+      <w:r>
+        <w:rPr>
+          <w:b/>
+          <w:bCs/>
+        </w:rPr>
+        <w:t xml:space="preserve">APPROVED</w:t>
+      </w:r>
+      <w:r>
+        <w:t xml:space="preserve"> </w:t>
+      </w:r>
+      <w:r>
+        <w:t xml:space="preserve">if this was the last required level.</w:t>
+      </w:r>
+    </w:p>
+    <w:p>
+      <w:pPr>
+        <w:pStyle w:val="Compact"/>
+        <w:numPr>
+          <w:ilvl w:val="0"/>
+          <w:numId w:val="1006"/>
+        </w:numPr>
+      </w:pPr>
+      <w:r>
+        <w:rPr>
+          <w:b/>
+          <w:bCs/>
+        </w:rPr>
         <w:t xml:space="preserve">Reject</w:t>
       </w:r>
       <w:r>
@@ -2152,13 +2242,109 @@
         </w:numPr>
       </w:pPr>
       <w:r>
-        <w:t xml:space="preserve">Open the request and fill in the finance cost breakdown:</w:t>
-      </w:r>
-      <w:r>
-        <w:t xml:space="preserve"> </w:t>
-      </w:r>
-      <w:r>
-        <w:t xml:space="preserve">autos/trucks, machinery, improvements, furniture, permits, misc.</w:t>
+        <w:t xml:space="preserve">Open the request. The</w:t>
+      </w:r>
+      <w:r>
+        <w:t xml:space="preserve"> </w:t>
+      </w:r>
+      <w:r>
+        <w:rPr>
+          <w:b/>
+          <w:bCs/>
+        </w:rPr>
+        <w:t xml:space="preserve">Finance cost breakdown</w:t>
+      </w:r>
+      <w:r>
+        <w:t xml:space="preserve"> </w:t>
+      </w:r>
+      <w:r>
+        <w:t xml:space="preserve">section shows six dollar</w:t>
+      </w:r>
+      <w:r>
+        <w:t xml:space="preserve"> </w:t>
+      </w:r>
+      <w:r>
+        <w:t xml:space="preserve">fields — autos/trucks, machinery, improvements, furniture, permits, misc —</w:t>
+      </w:r>
+      <w:r>
+        <w:t xml:space="preserve"> </w:t>
+      </w:r>
+      <w:r>
+        <w:t xml:space="preserve">used to</w:t>
+      </w:r>
+      <w:r>
+        <w:t xml:space="preserve"> </w:t>
+      </w:r>
+      <w:r>
+        <w:rPr>
+          <w:b/>
+          <w:bCs/>
+        </w:rPr>
+        <w:t xml:space="preserve">allocate the request’s total cost across accounting categories</w:t>
+      </w:r>
+      <w:r>
+        <w:t xml:space="preserve">.</w:t>
+      </w:r>
+      <w:r>
+        <w:t xml:space="preserve"> </w:t>
+      </w:r>
+      <w:r>
+        <w:t xml:space="preserve">A live total under the fields compares your allocation against the CAPEX</w:t>
+      </w:r>
+      <w:r>
+        <w:t xml:space="preserve"> </w:t>
+      </w:r>
+      <w:r>
+        <w:t xml:space="preserve">total (the sum of the equipment line items): a green</w:t>
+      </w:r>
+      <w:r>
+        <w:t xml:space="preserve"> </w:t>
+      </w:r>
+      <w:r>
+        <w:rPr>
+          <w:b/>
+          <w:bCs/>
+        </w:rPr>
+        <w:t xml:space="preserve">✓ Matches</w:t>
+      </w:r>
+      <w:r>
+        <w:t xml:space="preserve"> </w:t>
+      </w:r>
+      <w:r>
+        <w:t xml:space="preserve">when they</w:t>
+      </w:r>
+      <w:r>
+        <w:t xml:space="preserve"> </w:t>
+      </w:r>
+      <w:r>
+        <w:t xml:space="preserve">agree, otherwise the amber difference still to allocate (or over). Amounts</w:t>
+      </w:r>
+      <w:r>
+        <w:t xml:space="preserve"> </w:t>
+      </w:r>
+      <w:r>
+        <w:t xml:space="preserve">accept</w:t>
+      </w:r>
+      <w:r>
+        <w:t xml:space="preserve"> </w:t>
+      </w:r>
+      <w:r>
+        <w:rPr>
+          <w:rStyle w:val="VerbatimChar"/>
+        </w:rPr>
+        <w:t xml:space="preserve">$</w:t>
+      </w:r>
+      <w:r>
+        <w:t xml:space="preserve"> </w:t>
+      </w:r>
+      <w:r>
+        <w:t xml:space="preserve">and comma formatting; non-numeric entries are rejected with the</w:t>
+      </w:r>
+      <w:r>
+        <w:t xml:space="preserve"> </w:t>
+      </w:r>
+      <w:r>
+        <w:t xml:space="preserve">offending field named.</w:t>
       </w:r>
     </w:p>
     <w:p>
@@ -2170,11 +2356,91 @@
         </w:numPr>
       </w:pPr>
       <w:r>
+        <w:t xml:space="preserve">Below the amounts, fill in the</w:t>
+      </w:r>
+      <w:r>
+        <w:t xml:space="preserve"> </w:t>
+      </w:r>
+      <w:r>
         <w:rPr>
           <w:b/>
           <w:bCs/>
         </w:rPr>
-        <w:t xml:space="preserve">Complete</w:t>
+        <w:t xml:space="preserve">asset details</w:t>
+      </w:r>
+      <w:r>
+        <w:t xml:space="preserve"> </w:t>
+      </w:r>
+      <w:r>
+        <w:t xml:space="preserve">(all optional):</w:t>
+      </w:r>
+      <w:r>
+        <w:t xml:space="preserve"> </w:t>
+      </w:r>
+      <w:r>
+        <w:rPr>
+          <w:b/>
+          <w:bCs/>
+        </w:rPr>
+        <w:t xml:space="preserve">asset number</w:t>
+      </w:r>
+      <w:r>
+        <w:t xml:space="preserve">,</w:t>
+      </w:r>
+      <w:r>
+        <w:t xml:space="preserve"> </w:t>
+      </w:r>
+      <w:r>
+        <w:rPr>
+          <w:b/>
+          <w:bCs/>
+        </w:rPr>
+        <w:t xml:space="preserve">GL account</w:t>
+      </w:r>
+      <w:r>
+        <w:t xml:space="preserve">,</w:t>
+      </w:r>
+      <w:r>
+        <w:t xml:space="preserve"> </w:t>
+      </w:r>
+      <w:r>
+        <w:rPr>
+          <w:b/>
+          <w:bCs/>
+        </w:rPr>
+        <w:t xml:space="preserve">PO number</w:t>
+      </w:r>
+      <w:r>
+        <w:t xml:space="preserve">, and</w:t>
+      </w:r>
+      <w:r>
+        <w:t xml:space="preserve"> </w:t>
+      </w:r>
+      <w:r>
+        <w:rPr>
+          <w:b/>
+          <w:bCs/>
+        </w:rPr>
+        <w:t xml:space="preserve">in-service date</w:t>
+      </w:r>
+      <w:r>
+        <w:t xml:space="preserve">.</w:t>
+      </w:r>
+    </w:p>
+    <w:p>
+      <w:pPr>
+        <w:pStyle w:val="Compact"/>
+        <w:numPr>
+          <w:ilvl w:val="0"/>
+          <w:numId w:val="1008"/>
+        </w:numPr>
+      </w:pPr>
+      <w:r>
+        <w:rPr>
+          <w:b/>
+          <w:bCs/>
+        </w:rPr>
+        <w:t xml:space="preserve">Save finance section</w:t>
       </w:r>
       <w:r>
         <w:t xml:space="preserve"> </w:t>
@@ -2192,13 +2458,140 @@
         <w:t xml:space="preserve">finance_completed</w:t>
       </w:r>
       <w:r>
-        <w:t xml:space="preserve">. This can only be done once, only by a</w:t>
-      </w:r>
-      <w:r>
-        <w:t xml:space="preserve"> </w:t>
-      </w:r>
-      <w:r>
-        <w:t xml:space="preserve">Finance user, and only on an APPROVED request.</w:t>
+        <w:t xml:space="preserve">. Only a Finance user can</w:t>
+      </w:r>
+      <w:r>
+        <w:t xml:space="preserve"> </w:t>
+      </w:r>
+      <w:r>
+        <w:t xml:space="preserve">do this, and only on an APPROVED request. The section stays</w:t>
+      </w:r>
+      <w:r>
+        <w:t xml:space="preserve"> </w:t>
+      </w:r>
+      <w:r>
+        <w:rPr>
+          <w:b/>
+          <w:bCs/>
+        </w:rPr>
+        <w:t xml:space="preserve">editable</w:t>
+      </w:r>
+      <w:r>
+        <w:t xml:space="preserve">:</w:t>
+      </w:r>
+      <w:r>
+        <w:t xml:space="preserve"> </w:t>
+      </w:r>
+      <w:r>
+        <w:t xml:space="preserve">Finance can reopen the request and</w:t>
+      </w:r>
+      <w:r>
+        <w:t xml:space="preserve"> </w:t>
+      </w:r>
+      <w:r>
+        <w:rPr>
+          <w:b/>
+          <w:bCs/>
+        </w:rPr>
+        <w:t xml:space="preserve">Update finance section</w:t>
+      </w:r>
+      <w:r>
+        <w:t xml:space="preserve"> </w:t>
+      </w:r>
+      <w:r>
+        <w:t xml:space="preserve">at any time</w:t>
+      </w:r>
+      <w:r>
+        <w:t xml:space="preserve"> </w:t>
+      </w:r>
+      <w:r>
+        <w:t xml:space="preserve">while it is APPROVED; every save is recorded in the approval history as a</w:t>
+      </w:r>
+      <w:r>
+        <w:t xml:space="preserve"> </w:t>
+      </w:r>
+      <w:r>
+        <w:rPr>
+          <w:rStyle w:val="VerbatimChar"/>
+        </w:rPr>
+        <w:t xml:space="preserve">FINANCE_COMPLETED</w:t>
+      </w:r>
+      <w:r>
+        <w:t xml:space="preserve"> </w:t>
+      </w:r>
+      <w:r>
+        <w:t xml:space="preserve">action with a timestamp.</w:t>
+      </w:r>
+    </w:p>
+    <w:p>
+      <w:pPr>
+        <w:pStyle w:val="Compact"/>
+        <w:numPr>
+          <w:ilvl w:val="0"/>
+          <w:numId w:val="1008"/>
+        </w:numPr>
+      </w:pPr>
+      <w:r>
+        <w:t xml:space="preserve">Everyone else viewing an approved request sees the breakdown and asset</w:t>
+      </w:r>
+      <w:r>
+        <w:t xml:space="preserve"> </w:t>
+      </w:r>
+      <w:r>
+        <w:t xml:space="preserve">details</w:t>
+      </w:r>
+      <w:r>
+        <w:t xml:space="preserve"> </w:t>
+      </w:r>
+      <w:r>
+        <w:rPr>
+          <w:b/>
+          <w:bCs/>
+        </w:rPr>
+        <w:t xml:space="preserve">read-only</w:t>
+      </w:r>
+      <w:r>
+        <w:t xml:space="preserve">, with a</w:t>
+      </w:r>
+      <w:r>
+        <w:t xml:space="preserve"> </w:t>
+      </w:r>
+      <w:r>
+        <w:t xml:space="preserve">“Not completed by Finance yet”</w:t>
+      </w:r>
+      <w:r>
+        <w:t xml:space="preserve"> </w:t>
+      </w:r>
+      <w:r>
+        <w:t xml:space="preserve">note until the</w:t>
+      </w:r>
+      <w:r>
+        <w:t xml:space="preserve"> </w:t>
+      </w:r>
+      <w:r>
+        <w:t xml:space="preserve">first save. Finance can also</w:t>
+      </w:r>
+      <w:r>
+        <w:t xml:space="preserve"> </w:t>
+      </w:r>
+      <w:r>
+        <w:rPr>
+          <w:b/>
+          <w:bCs/>
+        </w:rPr>
+        <w:t xml:space="preserve">attach or remove files</w:t>
+      </w:r>
+      <w:r>
+        <w:t xml:space="preserve"> </w:t>
+      </w:r>
+      <w:r>
+        <w:t xml:space="preserve">on the approved</w:t>
+      </w:r>
+      <w:r>
+        <w:t xml:space="preserve"> </w:t>
+      </w:r>
+      <w:r>
+        <w:t xml:space="preserve">request (e.g. final invoices) from the Attachments section.</w:t>
       </w:r>
     </w:p>
     <w:p>
@@ -2673,7 +3066,71 @@
     </w:p>
     <w:p>
       <w:pPr>
-        <w:pStyle w:val="BodyText"/>
+        <w:pStyle w:val="BlockText"/>
+      </w:pPr>
+      <w:r>
+        <w:rPr>
+          <w:b/>
+          <w:bCs/>
+        </w:rPr>
+        <w:t xml:space="preserve">Note:</w:t>
+      </w:r>
+      <w:r>
+        <w:t xml:space="preserve"> </w:t>
+      </w:r>
+      <w:r>
+        <w:t xml:space="preserve">saving or updating the</w:t>
+      </w:r>
+      <w:r>
+        <w:t xml:space="preserve"> </w:t>
+      </w:r>
+      <w:r>
+        <w:rPr>
+          <w:b/>
+          <w:bCs/>
+        </w:rPr>
+        <w:t xml:space="preserve">finance section does not send any email</w:t>
+      </w:r>
+      <w:r>
+        <w:t xml:space="preserve">.</w:t>
+      </w:r>
+      <w:r>
+        <w:t xml:space="preserve"> </w:t>
+      </w:r>
+      <w:r>
+        <w:t xml:space="preserve">The</w:t>
+      </w:r>
+      <w:r>
+        <w:t xml:space="preserve"> </w:t>
+      </w:r>
+      <w:r>
+        <w:rPr>
+          <w:rStyle w:val="VerbatimChar"/>
+        </w:rPr>
+        <w:t xml:space="preserve">FINANCE_READY</w:t>
+      </w:r>
+      <w:r>
+        <w:t xml:space="preserve"> </w:t>
+      </w:r>
+      <w:r>
+        <w:t xml:space="preserve">emails all go out once, at the moment of final approval —</w:t>
+      </w:r>
+      <w:r>
+        <w:t xml:space="preserve"> </w:t>
+      </w:r>
+      <w:r>
+        <w:t xml:space="preserve">one per active Finance user (in Test mode every copy is redirected to the</w:t>
+      </w:r>
+      <w:r>
+        <w:t xml:space="preserve"> </w:t>
+      </w:r>
+      <w:r>
+        <w:t xml:space="preserve">test recipient, which is why several arrive in one inbox).</w:t>
+      </w:r>
+    </w:p>
+    <w:p>
+      <w:pPr>
+        <w:pStyle w:val="FirstParagraph"/>
       </w:pPr>
       <w:r>
         <w:t xml:space="preserve">Notifications are</w:t>
@@ -4663,79 +5120,7 @@
         <w:t xml:space="preserve"> </w:t>
       </w:r>
       <w:r>
-        <w:t xml:space="preserve">page:</w:t>
-      </w:r>
-      <w:r>
-        <w:t xml:space="preserve"> </w:t>
-      </w:r>
-      <w:r>
-        <w:rPr>
-          <w:rStyle w:val="VerbatimChar"/>
-        </w:rPr>
-        <w:t xml:space="preserve">SUBMITTED</w:t>
-      </w:r>
-      <w:r>
-        <w:t xml:space="preserve">,</w:t>
-      </w:r>
-      <w:r>
-        <w:t xml:space="preserve"> </w:t>
-      </w:r>
-      <w:r>
-        <w:rPr>
-          <w:rStyle w:val="VerbatimChar"/>
-        </w:rPr>
-        <w:t xml:space="preserve">APPROVED</w:t>
-      </w:r>
-      <w:r>
-        <w:t xml:space="preserve">,</w:t>
-      </w:r>
-      <w:r>
-        <w:t xml:space="preserve"> </w:t>
-      </w:r>
-      <w:r>
-        <w:rPr>
-          <w:rStyle w:val="VerbatimChar"/>
-        </w:rPr>
-        <w:t xml:space="preserve">REJECTED</w:t>
-      </w:r>
-      <w:r>
-        <w:t xml:space="preserve">,</w:t>
-      </w:r>
-      <w:r>
-        <w:t xml:space="preserve"> </w:t>
-      </w:r>
-      <w:r>
-        <w:rPr>
-          <w:rStyle w:val="VerbatimChar"/>
-        </w:rPr>
-        <w:t xml:space="preserve">RESUBMITTED</w:t>
-      </w:r>
-      <w:r>
-        <w:t xml:space="preserve">,</w:t>
-      </w:r>
-      <w:r>
-        <w:t xml:space="preserve"> </w:t>
-      </w:r>
-      <w:r>
-        <w:rPr>
-          <w:rStyle w:val="VerbatimChar"/>
-        </w:rPr>
-        <w:t xml:space="preserve">FINANCE_COMPLETED</w:t>
-      </w:r>
-      <w:r>
-        <w:t xml:space="preserve">,</w:t>
-      </w:r>
-      <w:r>
-        <w:t xml:space="preserve"> </w:t>
-      </w:r>
-      <w:r>
-        <w:t xml:space="preserve">each with the level, actor, optional comment, and — for delegated actions —</w:t>
-      </w:r>
-      <w:r>
-        <w:t xml:space="preserve"> </w:t>
-      </w:r>
-      <w:r>
-        <w:t xml:space="preserve">whom the actor</w:t>
+        <w:t xml:space="preserve">page as the</w:t>
       </w:r>
       <w:r>
         <w:t xml:space="preserve"> </w:t>
@@ -4745,16 +5130,146 @@
           <w:b/>
           <w:bCs/>
         </w:rPr>
+        <w:t xml:space="preserve">Approval history table</w:t>
+      </w:r>
+      <w:r>
+        <w:t xml:space="preserve"> </w:t>
+      </w:r>
+      <w:r>
+        <w:t xml:space="preserve">(Action | Level | By | Date | Comment):</w:t>
+      </w:r>
+      <w:r>
+        <w:t xml:space="preserve"> </w:t>
+      </w:r>
+      <w:r>
+        <w:rPr>
+          <w:rStyle w:val="VerbatimChar"/>
+        </w:rPr>
+        <w:t xml:space="preserve">SUBMITTED</w:t>
+      </w:r>
+      <w:r>
+        <w:t xml:space="preserve">,</w:t>
+      </w:r>
+      <w:r>
+        <w:t xml:space="preserve"> </w:t>
+      </w:r>
+      <w:r>
+        <w:rPr>
+          <w:rStyle w:val="VerbatimChar"/>
+        </w:rPr>
+        <w:t xml:space="preserve">APPROVED</w:t>
+      </w:r>
+      <w:r>
+        <w:t xml:space="preserve">,</w:t>
+      </w:r>
+      <w:r>
+        <w:t xml:space="preserve"> </w:t>
+      </w:r>
+      <w:r>
+        <w:rPr>
+          <w:rStyle w:val="VerbatimChar"/>
+        </w:rPr>
+        <w:t xml:space="preserve">REJECTED</w:t>
+      </w:r>
+      <w:r>
+        <w:t xml:space="preserve">,</w:t>
+      </w:r>
+      <w:r>
+        <w:t xml:space="preserve"> </w:t>
+      </w:r>
+      <w:r>
+        <w:rPr>
+          <w:rStyle w:val="VerbatimChar"/>
+        </w:rPr>
+        <w:t xml:space="preserve">RESUBMITTED</w:t>
+      </w:r>
+      <w:r>
+        <w:t xml:space="preserve">,</w:t>
+      </w:r>
+      <w:r>
+        <w:t xml:space="preserve"> </w:t>
+      </w:r>
+      <w:r>
+        <w:rPr>
+          <w:rStyle w:val="VerbatimChar"/>
+        </w:rPr>
+        <w:t xml:space="preserve">FINANCE_COMPLETED</w:t>
+      </w:r>
+      <w:r>
+        <w:t xml:space="preserve">,</w:t>
+      </w:r>
+      <w:r>
+        <w:t xml:space="preserve"> </w:t>
+      </w:r>
+      <w:r>
+        <w:t xml:space="preserve">each with the level, actor, the</w:t>
+      </w:r>
+      <w:r>
+        <w:t xml:space="preserve"> </w:t>
+      </w:r>
+      <w:r>
+        <w:rPr>
+          <w:b/>
+          <w:bCs/>
+        </w:rPr>
+        <w:t xml:space="preserve">date/time it happened (shown in your local</w:t>
+      </w:r>
+      <w:r>
+        <w:rPr>
+          <w:b/>
+          <w:bCs/>
+        </w:rPr>
+        <w:t xml:space="preserve"> </w:t>
+      </w:r>
+      <w:r>
+        <w:rPr>
+          <w:b/>
+          <w:bCs/>
+        </w:rPr>
+        <w:t xml:space="preserve">time zone)</w:t>
+      </w:r>
+      <w:r>
+        <w:t xml:space="preserve">, optional comment, and — for delegated actions — whom the actor</w:t>
+      </w:r>
+      <w:r>
+        <w:t xml:space="preserve"> </w:t>
+      </w:r>
+      <w:r>
+        <w:rPr>
+          <w:b/>
+          <w:bCs/>
+        </w:rPr>
         <w:t xml:space="preserve">acted for</w:t>
       </w:r>
       <w:r>
-        <w:t xml:space="preserve">. This is the system of record for who did what and</w:t>
-      </w:r>
-      <w:r>
-        <w:t xml:space="preserve"> </w:t>
-      </w:r>
-      <w:r>
-        <w:t xml:space="preserve">when.</w:t>
+        <w:t xml:space="preserve">. Finance edits append a new</w:t>
+      </w:r>
+      <w:r>
+        <w:t xml:space="preserve"> </w:t>
+      </w:r>
+      <w:r>
+        <w:rPr>
+          <w:rStyle w:val="VerbatimChar"/>
+        </w:rPr>
+        <w:t xml:space="preserve">FINANCE_COMPLETED</w:t>
+      </w:r>
+      <w:r>
+        <w:t xml:space="preserve"> </w:t>
+      </w:r>
+      <w:r>
+        <w:t xml:space="preserve">row per save, so</w:t>
+      </w:r>
+      <w:r>
+        <w:t xml:space="preserve"> </w:t>
+      </w:r>
+      <w:r>
+        <w:t xml:space="preserve">the history also shows when finance data changed. This is the system of record</w:t>
+      </w:r>
+      <w:r>
+        <w:t xml:space="preserve"> </w:t>
+      </w:r>
+      <w:r>
+        <w:t xml:space="preserve">for who did what and when.</w:t>
       </w:r>
     </w:p>
     <w:p>
@@ -17836,6 +18351,232 @@
     <w:basedOn w:val="VerbatimChar"/>
     <w:rPr/>
   </w:style>
+  <w:style w:customStyle="1" w:styleId="KeywordTok" w:type="character">
+    <w:name w:val="KeywordTok"/>
+    <w:basedOn w:val="VerbatimChar"/>
+    <w:rPr>
+      <w:b/>
+      <w:color w:val="007020"/>
+    </w:rPr>
+  </w:style>
+  <w:style w:customStyle="1" w:styleId="DataTypeTok" w:type="character">
+    <w:name w:val="DataTypeTok"/>
+    <w:basedOn w:val="VerbatimChar"/>
+    <w:rPr>
+      <w:color w:val="902000"/>
+    </w:rPr>
+  </w:style>
+  <w:style w:customStyle="1" w:styleId="DecValTok" w:type="character">
+    <w:name w:val="DecValTok"/>
+    <w:basedOn w:val="VerbatimChar"/>
+    <w:rPr>
+      <w:color w:val="40a070"/>
+    </w:rPr>
+  </w:style>
+  <w:style w:customStyle="1" w:styleId="BaseNTok" w:type="character">
+    <w:name w:val="BaseNTok"/>
+    <w:basedOn w:val="VerbatimChar"/>
+    <w:rPr>
+      <w:color w:val="40a070"/>
+    </w:rPr>
+  </w:style>
+  <w:style w:customStyle="1" w:styleId="FloatTok" w:type="character">
+    <w:name w:val="FloatTok"/>
+    <w:basedOn w:val="VerbatimChar"/>
+    <w:rPr>
+      <w:color w:val="40a070"/>
+    </w:rPr>
+  </w:style>
+  <w:style w:customStyle="1" w:styleId="ConstantTok" w:type="character">
+    <w:name w:val="ConstantTok"/>
+    <w:basedOn w:val="VerbatimChar"/>
+    <w:rPr>
+      <w:color w:val="880000"/>
+    </w:rPr>
+  </w:style>
+  <w:style w:customStyle="1" w:styleId="CharTok" w:type="character">
+    <w:name w:val="CharTok"/>
+    <w:basedOn w:val="VerbatimChar"/>
+    <w:rPr>
+      <w:color w:val="4070a0"/>
+    </w:rPr>
+  </w:style>
+  <w:style w:customStyle="1" w:styleId="SpecialCharTok" w:type="character">
+    <w:name w:val="SpecialCharTok"/>
+    <w:basedOn w:val="VerbatimChar"/>
+    <w:rPr>
+      <w:color w:val="4070a0"/>
+    </w:rPr>
+  </w:style>
+  <w:style w:customStyle="1" w:styleId="StringTok" w:type="character">
+    <w:name w:val="StringTok"/>
+    <w:basedOn w:val="VerbatimChar"/>
+    <w:rPr>
+      <w:color w:val="4070a0"/>
+    </w:rPr>
+  </w:style>
+  <w:style w:customStyle="1" w:styleId="VerbatimStringTok" w:type="character">
+    <w:name w:val="VerbatimStringTok"/>
+    <w:basedOn w:val="VerbatimChar"/>
+    <w:rPr>
+      <w:color w:val="4070a0"/>
+    </w:rPr>
+  </w:style>
+  <w:style w:customStyle="1" w:styleId="SpecialStringTok" w:type="character">
+    <w:name w:val="SpecialStringTok"/>
+    <w:basedOn w:val="VerbatimChar"/>
+    <w:rPr>
+      <w:color w:val="bb6688"/>
+    </w:rPr>
+  </w:style>
+  <w:style w:customStyle="1" w:styleId="ImportTok" w:type="character">
+    <w:name w:val="ImportTok"/>
+    <w:basedOn w:val="VerbatimChar"/>
+    <w:rPr>
+      <w:b/>
+      <w:color w:val="008000"/>
+    </w:rPr>
+  </w:style>
+  <w:style w:customStyle="1" w:styleId="CommentTok" w:type="character">
+    <w:name w:val="CommentTok"/>
+    <w:basedOn w:val="VerbatimChar"/>
+    <w:rPr>
+      <w:i/>
+      <w:color w:val="60a0b0"/>
+    </w:rPr>
+  </w:style>
+  <w:style w:customStyle="1" w:styleId="DocumentationTok" w:type="character">
+    <w:name w:val="DocumentationTok"/>
+    <w:basedOn w:val="VerbatimChar"/>
+    <w:rPr>
+      <w:i/>
+      <w:color w:val="ba2121"/>
+    </w:rPr>
+  </w:style>
+  <w:style w:customStyle="1" w:styleId="AnnotationTok" w:type="character">
+    <w:name w:val="AnnotationTok"/>
+    <w:basedOn w:val="VerbatimChar"/>
+    <w:rPr>
+      <w:b/>
+      <w:i/>
+      <w:color w:val="60a0b0"/>
+    </w:rPr>
+  </w:style>
+  <w:style w:customStyle="1" w:styleId="CommentVarTok" w:type="character">
+    <w:name w:val="CommentVarTok"/>
+    <w:basedOn w:val="VerbatimChar"/>
+    <w:rPr>
+      <w:b/>
+      <w:i/>
+      <w:color w:val="60a0b0"/>
+    </w:rPr>
+  </w:style>
+  <w:style w:customStyle="1" w:styleId="OtherTok" w:type="character">
+    <w:name w:val="OtherTok"/>
+    <w:basedOn w:val="VerbatimChar"/>
+    <w:rPr>
+      <w:color w:val="007020"/>
+    </w:rPr>
+  </w:style>
+  <w:style w:customStyle="1" w:styleId="FunctionTok" w:type="character">
+    <w:name w:val="FunctionTok"/>
+    <w:basedOn w:val="VerbatimChar"/>
+    <w:rPr>
+      <w:color w:val="06287e"/>
+    </w:rPr>
+  </w:style>
+  <w:style w:customStyle="1" w:styleId="VariableTok" w:type="character">
+    <w:name w:val="VariableTok"/>
+    <w:basedOn w:val="VerbatimChar"/>
+    <w:rPr>
+      <w:color w:val="19177c"/>
+    </w:rPr>
+  </w:style>
+  <w:style w:customStyle="1" w:styleId="ControlFlowTok" w:type="character">
+    <w:name w:val="ControlFlowTok"/>
+    <w:basedOn w:val="VerbatimChar"/>
+    <w:rPr>
+      <w:b/>
+      <w:color w:val="007020"/>
+    </w:rPr>
+  </w:style>
+  <w:style w:customStyle="1" w:styleId="OperatorTok" w:type="character">
+    <w:name w:val="OperatorTok"/>
+    <w:basedOn w:val="VerbatimChar"/>
+    <w:rPr>
+      <w:color w:val="666666"/>
+    </w:rPr>
+  </w:style>
+  <w:style w:customStyle="1" w:styleId="BuiltInTok" w:type="character">
+    <w:name w:val="BuiltInTok"/>
+    <w:basedOn w:val="VerbatimChar"/>
+    <w:rPr>
+      <w:color w:val="008000"/>
+    </w:rPr>
+  </w:style>
+  <w:style w:customStyle="1" w:styleId="ExtensionTok" w:type="character">
+    <w:name w:val="ExtensionTok"/>
+    <w:basedOn w:val="VerbatimChar"/>
+    <w:rPr/>
+  </w:style>
+  <w:style w:customStyle="1" w:styleId="PreprocessorTok" w:type="character">
+    <w:name w:val="PreprocessorTok"/>
+    <w:basedOn w:val="VerbatimChar"/>
+    <w:rPr>
+      <w:color w:val="bc7a00"/>
+    </w:rPr>
+  </w:style>
+  <w:style w:customStyle="1" w:styleId="AttributeTok" w:type="character">
+    <w:name w:val="AttributeTok"/>
+    <w:basedOn w:val="VerbatimChar"/>
+    <w:rPr>
+      <w:color w:val="7d9029"/>
+    </w:rPr>
+  </w:style>
+  <w:style w:customStyle="1" w:styleId="RegionMarkerTok" w:type="character">
+    <w:name w:val="RegionMarkerTok"/>
+    <w:basedOn w:val="VerbatimChar"/>
+    <w:rPr/>
+  </w:style>
+  <w:style w:customStyle="1" w:styleId="InformationTok" w:type="character">
+    <w:name w:val="InformationTok"/>
+    <w:basedOn w:val="VerbatimChar"/>
+    <w:rPr>
+      <w:b/>
+      <w:i/>
+      <w:color w:val="60a0b0"/>
+    </w:rPr>
+  </w:style>
+  <w:style w:customStyle="1" w:styleId="WarningTok" w:type="character">
+    <w:name w:val="WarningTok"/>
+    <w:basedOn w:val="VerbatimChar"/>
+    <w:rPr>
+      <w:b/>
+      <w:i/>
+      <w:color w:val="60a0b0"/>
+    </w:rPr>
+  </w:style>
+  <w:style w:customStyle="1" w:styleId="AlertTok" w:type="character">
+    <w:name w:val="AlertTok"/>
+    <w:basedOn w:val="VerbatimChar"/>
+    <w:rPr>
+      <w:b/>
+      <w:color w:val="ff0000"/>
+    </w:rPr>
+  </w:style>
+  <w:style w:customStyle="1" w:styleId="ErrorTok" w:type="character">
+    <w:name w:val="ErrorTok"/>
+    <w:basedOn w:val="VerbatimChar"/>
+    <w:rPr>
+      <w:b/>
+      <w:color w:val="ff0000"/>
+    </w:rPr>
+  </w:style>
+  <w:style w:customStyle="1" w:styleId="NormalTok" w:type="character">
+    <w:name w:val="NormalTok"/>
+    <w:basedOn w:val="VerbatimChar"/>
+    <w:rPr/>
+  </w:style>
   <w:style w:type="character" w:customStyle="1" w:styleId="KeywordTok">
     <w:name w:val="KeywordTok"/>
     <w:basedOn w:val="VerbatimChar"/>
